--- a/docs/W3-W4投递名单-40条.docx
+++ b/docs/W3-W4投递名单-40条.docx
@@ -975,6 +975,94 @@
     </w:p>
     <w:p>
       <w:pPr>
+        <w:spacing w:after="80" w:line="276" w:lineRule="auto"/>
+        <w:ind w:left="240"/>
+      </w:pPr>
+      <w:r>
+        <w:rPr>
+          <w:rFonts w:ascii="宋体" w:hAnsi="宋体" w:eastAsia="宋体"/>
+        </w:rPr>
+        <w:t xml:space="preserve">⚠️ </w:t>
+      </w:r>
+      <w:r>
+        <w:rPr>
+          <w:rFonts w:ascii="宋体" w:hAnsi="宋体" w:eastAsia="宋体"/>
+          <w:b/>
+        </w:rPr>
+        <w:t xml:space="preserve">2026-10-02 追加（用户确认在职）</w:t>
+      </w:r>
+      <w:r>
+        <w:rPr>
+          <w:rFonts w:ascii="宋体" w:hAnsi="宋体" w:eastAsia="宋体"/>
+        </w:rPr>
+        <w:t xml:space="preserve">：这 33 个动作按「</w:t>
+      </w:r>
+      <w:r>
+        <w:rPr>
+          <w:rFonts w:ascii="宋体" w:hAnsi="宋体" w:eastAsia="宋体"/>
+          <w:b/>
+        </w:rPr>
+        <w:t xml:space="preserve">工作日每晚 ≤ 20 分钟 + 周六集中 1 小时</w:t>
+      </w:r>
+      <w:r>
+        <w:rPr>
+          <w:rFonts w:ascii="宋体" w:hAnsi="宋体" w:eastAsia="宋体"/>
+        </w:rPr>
+        <w:t xml:space="preserve">」排，周日不动手。</w:t>
+      </w:r>
+    </w:p>
+    <w:p>
+      <w:pPr>
+        <w:spacing w:after="80" w:line="276" w:lineRule="auto"/>
+        <w:ind w:left="240"/>
+      </w:pPr>
+      <w:r>
+        <w:rPr>
+          <w:rFonts w:ascii="宋体" w:hAnsi="宋体" w:eastAsia="宋体"/>
+        </w:rPr>
+        <w:t xml:space="preserve">其中</w:t>
+      </w:r>
+      <w:r>
+        <w:rPr>
+          <w:rFonts w:ascii="宋体" w:hAnsi="宋体" w:eastAsia="宋体"/>
+          <w:b/>
+        </w:rPr>
+        <w:t xml:space="preserve">只有 4 个（闲鱼挂商品）需要大块时间，放周六</w:t>
+      </w:r>
+      <w:r>
+        <w:rPr>
+          <w:rFonts w:ascii="宋体" w:hAnsi="宋体" w:eastAsia="宋体"/>
+        </w:rPr>
+        <w:t xml:space="preserve">；其余 29 个都是发消息/发帖，挤得进工作日晚上。</w:t>
+      </w:r>
+    </w:p>
+    <w:p>
+      <w:pPr>
+        <w:spacing w:after="80" w:line="276" w:lineRule="auto"/>
+        <w:ind w:left="240"/>
+      </w:pPr>
+      <w:r>
+        <w:rPr>
+          <w:rFonts w:ascii="宋体" w:hAnsi="宋体" w:eastAsia="宋体"/>
+        </w:rPr>
+        <w:t xml:space="preserve">全程</w:t>
+      </w:r>
+      <w:r>
+        <w:rPr>
+          <w:rFonts w:ascii="宋体" w:hAnsi="宋体" w:eastAsia="宋体"/>
+          <w:b/>
+        </w:rPr>
+        <w:t xml:space="preserve">不碰公司资源</w:t>
+      </w:r>
+      <w:r>
+        <w:rPr>
+          <w:rFonts w:ascii="宋体" w:hAnsi="宋体" w:eastAsia="宋体"/>
+        </w:rPr>
+        <w:t xml:space="preserve">（电脑/账号/内网/接口/工牌照一律不用），详见「逐屏操作指南」第三节。</w:t>
+      </w:r>
+    </w:p>
+    <w:p>
+      <w:pPr>
         <w:pBdr>
           <w:bottom w:val="single" w:sz="6" w:space="1" w:color="D0D7DE"/>
         </w:pBdr>
@@ -8448,13 +8536,51 @@
           <w:rFonts w:ascii="宋体" w:hAnsi="宋体" w:eastAsia="宋体"/>
           <w:b/>
         </w:rPr>
-        <w:t xml:space="preserve">发朋友圈 1 条 + 私聊 3 个前同事</w:t>
+        <w:t xml:space="preserve">私聊 3 个前同事</w:t>
       </w:r>
       <w:r>
         <w:rPr>
           <w:rFonts w:ascii="宋体" w:hAnsi="宋体" w:eastAsia="宋体"/>
         </w:rPr>
         <w:t xml:space="preserve">（转介绍，成本 5 分钟，是唯一不靠平台也能闭环的路）</w:t>
+      </w:r>
+    </w:p>
+    <w:p>
+      <w:pPr>
+        <w:spacing w:after="4" w:line="276" w:lineRule="auto"/>
+        <w:ind w:left="0"/>
+      </w:pPr>
+      <w:r>
+        <w:rPr>
+          <w:rFonts w:ascii="宋体" w:hAnsi="宋体" w:eastAsia="宋体"/>
+        </w:rPr>
+        <w:t xml:space="preserve">⚠️ </w:t>
+      </w:r>
+      <w:r>
+        <w:rPr>
+          <w:rFonts w:ascii="宋体" w:hAnsi="宋体" w:eastAsia="宋体"/>
+          <w:b/>
+        </w:rPr>
+        <w:t xml:space="preserve">别发公开朋友圈广告</w:t>
+      </w:r>
+      <w:r>
+        <w:rPr>
+          <w:rFonts w:ascii="宋体" w:hAnsi="宋体" w:eastAsia="宋体"/>
+        </w:rPr>
+        <w:t xml:space="preserve">（微信里有现同事，等于向公司公告副业）。改成：朋友圈发 1 条</w:t>
+      </w:r>
+      <w:r>
+        <w:rPr>
+          <w:rFonts w:ascii="宋体" w:hAnsi="宋体" w:eastAsia="宋体"/>
+          <w:b/>
+        </w:rPr>
+        <w:t xml:space="preserve">技术内容</w:t>
+      </w:r>
+      <w:r>
+        <w:rPr>
+          <w:rFonts w:ascii="宋体" w:hAnsi="宋体" w:eastAsia="宋体"/>
+        </w:rPr>
+        <w:t xml:space="preserve">不提接单、签名档挂仓库链接；真正要说的是那 3 条私聊，逐人一句：「我业余接接口自动化这类外包，个人做，可以先看我这个仓库」</w:t>
       </w:r>
     </w:p>
     <w:p>
